--- a/word_reports/LP_0185_위치_287_Jim Reeves_The best of Ji.docx
+++ b/word_reports/LP_0185_위치_287_Jim Reeves_The best of Ji.docx
@@ -4,7 +4,7 @@
   <w:body>
     <w:p>
       <w:pPr>
-        <w:spacing w:after="280"/>
+        <w:spacing w:after="80"/>
       </w:pPr>
       <w:r>
         <w:rPr w:rFonts="맑은 고딕">
@@ -13,94 +13,47 @@
           <w:color w:val="1E3A8A"/>
           <w:sz w:val="30"/>
         </w:rPr>
-        <w:t>[287] Jim Reeves - The best of Jim Reeves</w:t>
+        <w:t>Jim Reeves (짐 리브스) - The best of Jim Reeves</w:t>
       </w:r>
     </w:p>
     <w:p>
       <w:pPr>
-        <w:spacing w:after="320"/>
+        <w:spacing w:after="240"/>
       </w:pPr>
       <w:r>
         <w:rPr w:rFonts="맑은 고딕">
           <w:rFonts w:ascii="맑은 고딕" w:hAnsi="맑은 고딕" w:eastAsia="맑은 고딕"/>
           <w:b/>
-          <w:sz w:val="20"/>
+          <w:color w:val="4B5563"/>
+          <w:sz w:val="22"/>
         </w:rPr>
-        <w:t>■ 위치 : 287</w:t>
-        <w:br/>
-      </w:r>
-      <w:r>
-        <w:rPr w:rFonts="맑은 고딕">
-          <w:rFonts w:ascii="맑은 고딕" w:hAnsi="맑은 고딕" w:eastAsia="맑은 고딕"/>
-          <w:b/>
-          <w:sz w:val="20"/>
-        </w:rPr>
-        <w:t>■ 아티스트 : Jim Reeves</w:t>
-        <w:br/>
-      </w:r>
-      <w:r>
-        <w:rPr w:rFonts="맑은 고딕">
-          <w:rFonts w:ascii="맑은 고딕" w:hAnsi="맑은 고딕" w:eastAsia="맑은 고딕"/>
-          <w:b/>
-          <w:sz w:val="20"/>
-        </w:rPr>
-        <w:t>■ 앨범명 : The best of Jim Reeves</w:t>
-        <w:br/>
-      </w:r>
-      <w:r>
-        <w:rPr w:rFonts="맑은 고딕">
-          <w:rFonts w:ascii="맑은 고딕" w:hAnsi="맑은 고딕" w:eastAsia="맑은 고딕"/>
-          <w:b w:val="0"/>
-          <w:sz w:val="20"/>
-        </w:rPr>
-        <w:t>■ 음반 레이블 : RCA Victor</w:t>
-        <w:br/>
-      </w:r>
-      <w:r>
-        <w:rPr w:rFonts="맑은 고딕">
-          <w:rFonts w:ascii="맑은 고딕" w:hAnsi="맑은 고딕" w:eastAsia="맑은 고딕"/>
-          <w:b w:val="0"/>
-          <w:sz w:val="20"/>
-        </w:rPr>
-        <w:t>■ 발매년도 : 1964</w:t>
-        <w:br/>
-      </w:r>
-      <w:r>
-        <w:rPr w:rFonts="맑은 고딕">
-          <w:rFonts w:ascii="맑은 고딕" w:hAnsi="맑은 고딕" w:eastAsia="맑은 고딕"/>
-          <w:b w:val="0"/>
-          <w:sz w:val="20"/>
-        </w:rPr>
-        <w:t>■ 장르 : 컨트리(Country), 내슈빌 사운드(Nashville Sound), 팝 크루너(Pop Crooner)</w:t>
-        <w:br/>
-      </w:r>
-      <w:r>
-        <w:rPr w:rFonts="맑은 고딕">
-          <w:rFonts w:ascii="맑은 고딕" w:hAnsi="맑은 고딕" w:eastAsia="맑은 고딕"/>
-          <w:b w:val="0"/>
-          <w:sz w:val="20"/>
-        </w:rPr>
-        <w:t>■ 주요 수록곡 : - He'll Have to Go</w:t>
-        <w:br/>
+        <w:t>위치 :  287</w:t>
       </w:r>
     </w:p>
     <w:p>
       <w:pPr>
-        <w:spacing w:after="160"/>
+        <w:spacing w:line="324" w:lineRule="auto" w:before="80" w:after="160"/>
       </w:pPr>
       <w:r>
         <w:rPr w:rFonts="맑은 고딕">
           <w:rFonts w:ascii="맑은 고딕" w:hAnsi="맑은 고딕" w:eastAsia="맑은 고딕"/>
           <w:b/>
           <w:color w:val="1F2937"/>
-          <w:sz w:val="24"/>
+          <w:sz w:val="22"/>
         </w:rPr>
-        <w:t>■ 음반 해설 및 감상 가이드</w:t>
+        <w:t xml:space="preserve">[음반 소개] </w:t>
+      </w:r>
+      <w:r>
+        <w:rPr w:rFonts="맑은 고딕">
+          <w:rFonts w:ascii="맑은 고딕" w:hAnsi="맑은 고딕" w:eastAsia="맑은 고딕"/>
+          <w:b w:val="0"/>
+          <w:sz w:val="21"/>
+        </w:rPr>
       </w:r>
     </w:p>
     <w:p>
       <w:pPr>
-        <w:spacing w:line="312" w:lineRule="auto" w:after="120"/>
+        <w:spacing w:line="324" w:lineRule="auto" w:after="120"/>
       </w:pPr>
       <w:r>
         <w:rPr w:rFonts="맑은 고딕">
@@ -108,51 +61,516 @@
           <w:b w:val="0"/>
           <w:sz w:val="21"/>
         </w:rPr>
-        <w:t>'신사 짐(Gentleman Jim)'이라는 애칭으로 불리며 20세기 중반 컨트리 음악의 지평을 넓힌 짐 리브스(Jim Reeves)의 음악적 정수를 담은 베스트 앨범입니다. 1964년 비극적인 항공 사고로 그가 세상을 떠난 직후 RCA 빅터 레이블을 통해 발매된 이 음반은, 그가 남긴 음악적 유산 중 가장 찬란한 결실이자 '내슈빌 사운드'의 정점을 보여주는 역사적 명반입니다. 전통적인 컨트리의 거친 스타일에서 벗어나 세련된 팝 감성을 결합한 이 음반은 발매와 동시에 폭발적인 사랑을 받으며 그를 영원한 전설의 반열에 올렸습니다.</w:t>
+        <w:t>'신사의 목소리(Gentleman Jim)'라 칭송받던 짐 리브스의 깊고 감미로운 벨벳 바리톤은 20세기 중반 컨트리와 팝의 경계를 허물며 전 세계 음악 애호가들의 심금을 울렸습니다. 본 음반 《The best of Jim Reeves》는 비행기 사고로 안타깝게 영면한 그의 눈부신 전성기 음악 세계를 한 장의 바이닐에 오롯이 응축해 낸 불멸의 명반입니다. 화려한 기교 대신 가슴 밑바닥에서 피어오르는 정갈하고 따스한 온기는 반세기가 흐른 오늘날에도 변함없이 우리의 고단한 영혼을 포근히 감싸 안아줍니다. 시대를 초월한 낭만과 아날로그의 품격이 이 한 장의 레코드 위에 고요하고도 찬연하게 넘쳐흐릅니다.</w:t>
       </w:r>
     </w:p>
     <w:p>
       <w:pPr>
-        <w:spacing w:line="312" w:lineRule="auto" w:after="120"/>
+        <w:spacing w:line="324" w:lineRule="auto" w:before="200" w:after="80"/>
       </w:pPr>
+      <w:r>
+        <w:rPr w:rFonts="맑은 고딕">
+          <w:rFonts w:ascii="맑은 고딕" w:hAnsi="맑은 고딕" w:eastAsia="맑은 고딕"/>
+          <w:b/>
+          <w:color w:val="1E3A8A"/>
+          <w:sz w:val="24"/>
+        </w:rPr>
+        <w:t>1. 음반 데이터</w:t>
+      </w:r>
+    </w:p>
+    <w:p>
+      <w:pPr>
+        <w:spacing w:line="324" w:lineRule="auto" w:after="80"/>
+      </w:pPr>
+      <w:r>
+        <w:rPr w:rFonts="맑은 고딕">
+          <w:rFonts w:ascii="맑은 고딕" w:hAnsi="맑은 고딕" w:eastAsia="맑은 고딕"/>
+          <w:b w:val="0"/>
+          <w:color w:val="6B7280"/>
+          <w:sz w:val="21"/>
+        </w:rPr>
+        <w:t xml:space="preserve">· </w:t>
+      </w:r>
+      <w:r>
+        <w:rPr w:rFonts="맑은 고딕">
+          <w:rFonts w:ascii="맑은 고딕" w:hAnsi="맑은 고딕" w:eastAsia="맑은 고딕"/>
+          <w:b/>
+          <w:color w:val="1F2937"/>
+          <w:sz w:val="21"/>
+        </w:rPr>
+        <w:t xml:space="preserve">앨범명: </w:t>
+      </w:r>
       <w:r>
         <w:rPr w:rFonts="맑은 고딕">
           <w:rFonts w:ascii="맑은 고딕" w:hAnsi="맑은 고딕" w:eastAsia="맑은 고딕"/>
           <w:b w:val="0"/>
           <w:sz w:val="21"/>
         </w:rPr>
-        <w:t>짐 리브스 음악의 핵심은 단연 비단처럼 부드럽고 깊은 바리톤 음색에 있습니다. 전설적인 프로듀서 쳇 애트킨스(Chet Atkins)와의 협업을 통해 완성된 이 음반은 마이크에 가깝게 다가가 속삭이듯 노래하는 크루닝(Crooning) 기법을 극대화하여 청자의 감성을 한순간에 사로잡습니다. 정교하게 배열된 현악 세션과 아니타 커 싱어즈(The Anita Kerr Singers)의 감싸 안는 듯한 백코러스는 짐 리브스의 따스한 목소리를 포근하게 받쳐주며, 컨트리 음악이 도달할 수 있는 가장 우아하고 고풍스러운 아름다움을 선사합니다.</w:t>
+        <w:t>The best of Jim Reeves</w:t>
       </w:r>
     </w:p>
     <w:p>
       <w:pPr>
-        <w:spacing w:line="312" w:lineRule="auto" w:after="120"/>
+        <w:spacing w:line="324" w:lineRule="auto" w:after="80"/>
       </w:pPr>
+      <w:r>
+        <w:rPr w:rFonts="맑은 고딕">
+          <w:rFonts w:ascii="맑은 고딕" w:hAnsi="맑은 고딕" w:eastAsia="맑은 고딕"/>
+          <w:b w:val="0"/>
+          <w:color w:val="6B7280"/>
+          <w:sz w:val="21"/>
+        </w:rPr>
+        <w:t xml:space="preserve">· </w:t>
+      </w:r>
+      <w:r>
+        <w:rPr w:rFonts="맑은 고딕">
+          <w:rFonts w:ascii="맑은 고딕" w:hAnsi="맑은 고딕" w:eastAsia="맑은 고딕"/>
+          <w:b/>
+          <w:color w:val="1F2937"/>
+          <w:sz w:val="21"/>
+        </w:rPr>
+        <w:t xml:space="preserve">아티스트: </w:t>
+      </w:r>
       <w:r>
         <w:rPr w:rFonts="맑은 고딕">
           <w:rFonts w:ascii="맑은 고딕" w:hAnsi="맑은 고딕" w:eastAsia="맑은 고딕"/>
           <w:b w:val="0"/>
           <w:sz w:val="21"/>
         </w:rPr>
-        <w:t>수록곡들은 세월을 초월한 클래식의 품격을 온전히 품고 있습니다. 그의 최대 히트곡이자 세계적인 명성을 안겨준 'He'll Have to Go'는 절제된 바리톤으로 고독과 그리움을 완벽하게 표현해 내며, 'Welcome to My World'는 포근한 환대의 메시지를 따스한 멜로디에 실어 전달합니다. 또한 'Four Walls'와 'Adios Amigo'에서 느껴지는 신사적인 애절함은 아날로그 LP 특유의 따뜻한 질감과 만나 청자에게 깊은 정서적 안식과 향수를 선사합니다.</w:t>
+        <w:t>Jim Reeves (짐 리브스)</w:t>
       </w:r>
     </w:p>
     <w:p>
       <w:pPr>
-        <w:spacing w:line="312" w:lineRule="auto" w:after="120"/>
+        <w:spacing w:line="324" w:lineRule="auto" w:after="80"/>
       </w:pPr>
+      <w:r>
+        <w:rPr w:rFonts="맑은 고딕">
+          <w:rFonts w:ascii="맑은 고딕" w:hAnsi="맑은 고딕" w:eastAsia="맑은 고딕"/>
+          <w:b w:val="0"/>
+          <w:color w:val="6B7280"/>
+          <w:sz w:val="21"/>
+        </w:rPr>
+        <w:t xml:space="preserve">· </w:t>
+      </w:r>
+      <w:r>
+        <w:rPr w:rFonts="맑은 고딕">
+          <w:rFonts w:ascii="맑은 고딕" w:hAnsi="맑은 고딕" w:eastAsia="맑은 고딕"/>
+          <w:b/>
+          <w:color w:val="1F2937"/>
+          <w:sz w:val="21"/>
+        </w:rPr>
+        <w:t xml:space="preserve">발매 정보: </w:t>
+      </w:r>
       <w:r>
         <w:rPr w:rFonts="맑은 고딕">
           <w:rFonts w:ascii="맑은 고딕" w:hAnsi="맑은 고딕" w:eastAsia="맑은 고딕"/>
           <w:b w:val="0"/>
           <w:sz w:val="21"/>
         </w:rPr>
-        <w:t>《The Best of Jim Reeves》는 단순한 히트곡 모음집을 넘어, 한 시대를 풍미했던 위대한 보컬리스트의 영혼과 목소리가 바이닐의 미세한 홈 사이에 영원히 각인된 예술품입니다. 턴테이블의 바늘이 얹어지는 순간 공간을 채우는 그의 벨벳 같은 음성은 시공간을 넘어 오늘날에도 지친 현대인의 마음을 부드럽게 다독여 줍니다. 고요한 밤, 깊이 있는 음악적 위로를 원할 때 감상하기에 더없이 완벽한 명반입니다.</w:t>
+        <w:t>RCA Victor 레이블을 통해 1964년에 발매된 짐 리브스의 대표 베스트 앨범으로, 전통적 내슈빌 사운드를 현대적이고 우아한 팝 스탠더드로 승화시킨 그의 대표작들을 집대성하여 고전적인 기품을 완벽히 담아냈습니다.</w:t>
+      </w:r>
+    </w:p>
+    <w:p>
+      <w:pPr>
+        <w:spacing w:line="324" w:lineRule="auto" w:after="80"/>
+      </w:pPr>
+      <w:r>
+        <w:rPr w:rFonts="맑은 고딕">
+          <w:rFonts w:ascii="맑은 고딕" w:hAnsi="맑은 고딕" w:eastAsia="맑은 고딕"/>
+          <w:b w:val="0"/>
+          <w:color w:val="6B7280"/>
+          <w:sz w:val="21"/>
+        </w:rPr>
+        <w:t xml:space="preserve">· </w:t>
+      </w:r>
+      <w:r>
+        <w:rPr w:rFonts="맑은 고딕">
+          <w:rFonts w:ascii="맑은 고딕" w:hAnsi="맑은 고딕" w:eastAsia="맑은 고딕"/>
+          <w:b/>
+          <w:color w:val="1F2937"/>
+          <w:sz w:val="21"/>
+        </w:rPr>
+        <w:t xml:space="preserve">LP 인기도(판매량): </w:t>
+      </w:r>
+      <w:r>
+        <w:rPr w:rFonts="맑은 고딕">
+          <w:rFonts w:ascii="맑은 고딕" w:hAnsi="맑은 고딕" w:eastAsia="맑은 고딕"/>
+          <w:b w:val="0"/>
+          <w:sz w:val="21"/>
+        </w:rPr>
+        <w:t>발매 직후 빌보드 톱 컨트리 앨범 차트 1위는 물론 빌보드 200 팝 앨범 차트 상위권에 장기간 머물렀으며, 미국음반산업협회(RIAA) 골드 및 플래티넘 인증을 획득하고 영국과 유럽, 아시아 등 전 세계적으로 수백만 장 이상의 경이로운 판매고를 올렸습니다.</w:t>
+      </w:r>
+    </w:p>
+    <w:p>
+      <w:pPr>
+        <w:spacing w:line="324" w:lineRule="auto" w:after="80"/>
+      </w:pPr>
+      <w:r>
+        <w:rPr w:rFonts="맑은 고딕">
+          <w:rFonts w:ascii="맑은 고딕" w:hAnsi="맑은 고딕" w:eastAsia="맑은 고딕"/>
+          <w:b w:val="0"/>
+          <w:color w:val="6B7280"/>
+          <w:sz w:val="21"/>
+        </w:rPr>
+        <w:t xml:space="preserve">· </w:t>
+      </w:r>
+      <w:r>
+        <w:rPr w:rFonts="맑은 고딕">
+          <w:rFonts w:ascii="맑은 고딕" w:hAnsi="맑은 고딕" w:eastAsia="맑은 고딕"/>
+          <w:b/>
+          <w:color w:val="1F2937"/>
+          <w:sz w:val="21"/>
+        </w:rPr>
+        <w:t xml:space="preserve">각종 수상경력: </w:t>
+      </w:r>
+      <w:r>
+        <w:rPr w:rFonts="맑은 고딕">
+          <w:rFonts w:ascii="맑은 고딕" w:hAnsi="맑은 고딕" w:eastAsia="맑은 고딕"/>
+          <w:b w:val="0"/>
+          <w:sz w:val="21"/>
+        </w:rPr>
+        <w:t>수록 명곡 "He'll Have to Go"의 그래미 명예의 전당 헌액과 더불어, 짐 리브스의 사후 1967년 컨트리 음악 명예의 전당(Country Music Hall of Fame) 헌액 등 대중음악사에 불멸의 족적을 남긴 거장으로서의 권위를 확고히 인정받았습니다.</w:t>
+      </w:r>
+    </w:p>
+    <w:p>
+      <w:pPr>
+        <w:spacing w:line="324" w:lineRule="auto" w:before="200" w:after="80"/>
+      </w:pPr>
+      <w:r>
+        <w:rPr w:rFonts="맑은 고딕">
+          <w:rFonts w:ascii="맑은 고딕" w:hAnsi="맑은 고딕" w:eastAsia="맑은 고딕"/>
+          <w:b/>
+          <w:color w:val="1E3A8A"/>
+          <w:sz w:val="24"/>
+        </w:rPr>
+        <w:t>2. 아티스트 정보</w:t>
+      </w:r>
+    </w:p>
+    <w:p>
+      <w:pPr>
+        <w:spacing w:line="324" w:lineRule="auto" w:after="80"/>
+      </w:pPr>
+      <w:r>
+        <w:rPr w:rFonts="맑은 고딕">
+          <w:rFonts w:ascii="맑은 고딕" w:hAnsi="맑은 고딕" w:eastAsia="맑은 고딕"/>
+          <w:b w:val="0"/>
+          <w:color w:val="6B7280"/>
+          <w:sz w:val="21"/>
+        </w:rPr>
+        <w:t xml:space="preserve">· </w:t>
+      </w:r>
+      <w:r>
+        <w:rPr w:rFonts="맑은 고딕">
+          <w:rFonts w:ascii="맑은 고딕" w:hAnsi="맑은 고딕" w:eastAsia="맑은 고딕"/>
+          <w:b/>
+          <w:color w:val="1F2937"/>
+          <w:sz w:val="21"/>
+        </w:rPr>
+        <w:t xml:space="preserve">국적: </w:t>
+      </w:r>
+      <w:r>
+        <w:rPr w:rFonts="맑은 고딕">
+          <w:rFonts w:ascii="맑은 고딕" w:hAnsi="맑은 고딕" w:eastAsia="맑은 고딕"/>
+          <w:b w:val="0"/>
+          <w:sz w:val="21"/>
+        </w:rPr>
+        <w:t>미국 (USA)</w:t>
+      </w:r>
+    </w:p>
+    <w:p>
+      <w:pPr>
+        <w:spacing w:line="324" w:lineRule="auto" w:after="80"/>
+      </w:pPr>
+      <w:r>
+        <w:rPr w:rFonts="맑은 고딕">
+          <w:rFonts w:ascii="맑은 고딕" w:hAnsi="맑은 고딕" w:eastAsia="맑은 고딕"/>
+          <w:b w:val="0"/>
+          <w:color w:val="6B7280"/>
+          <w:sz w:val="21"/>
+        </w:rPr>
+        <w:t xml:space="preserve">· </w:t>
+      </w:r>
+      <w:r>
+        <w:rPr w:rFonts="맑은 고딕">
+          <w:rFonts w:ascii="맑은 고딕" w:hAnsi="맑은 고딕" w:eastAsia="맑은 고딕"/>
+          <w:b/>
+          <w:color w:val="1F2937"/>
+          <w:sz w:val="21"/>
+        </w:rPr>
+        <w:t xml:space="preserve">생몰년도: </w:t>
+      </w:r>
+      <w:r>
+        <w:rPr w:rFonts="맑은 고딕">
+          <w:rFonts w:ascii="맑은 고딕" w:hAnsi="맑은 고딕" w:eastAsia="맑은 고딕"/>
+          <w:b w:val="0"/>
+          <w:sz w:val="21"/>
+        </w:rPr>
+        <w:t>1923년 8월 20일 ~ 1964년 7월 31일</w:t>
+      </w:r>
+    </w:p>
+    <w:p>
+      <w:pPr>
+        <w:spacing w:line="324" w:lineRule="auto" w:after="80"/>
+      </w:pPr>
+      <w:r>
+        <w:rPr w:rFonts="맑은 고딕">
+          <w:rFonts w:ascii="맑은 고딕" w:hAnsi="맑은 고딕" w:eastAsia="맑은 고딕"/>
+          <w:b w:val="0"/>
+          <w:color w:val="6B7280"/>
+          <w:sz w:val="21"/>
+        </w:rPr>
+        <w:t xml:space="preserve">· </w:t>
+      </w:r>
+      <w:r>
+        <w:rPr w:rFonts="맑은 고딕">
+          <w:rFonts w:ascii="맑은 고딕" w:hAnsi="맑은 고딕" w:eastAsia="맑은 고딕"/>
+          <w:b/>
+          <w:color w:val="1F2937"/>
+          <w:sz w:val="21"/>
+        </w:rPr>
+        <w:t xml:space="preserve">그룹 소속: </w:t>
+      </w:r>
+      <w:r>
+        <w:rPr w:rFonts="맑은 고딕">
+          <w:rFonts w:ascii="맑은 고딕" w:hAnsi="맑은 고딕" w:eastAsia="맑은 고딕"/>
+          <w:b w:val="0"/>
+          <w:sz w:val="21"/>
+        </w:rPr>
+        <w:t>솔로 (Solo)</w:t>
+      </w:r>
+    </w:p>
+    <w:p>
+      <w:pPr>
+        <w:spacing w:line="324" w:lineRule="auto" w:after="80"/>
+      </w:pPr>
+      <w:r>
+        <w:rPr w:rFonts="맑은 고딕">
+          <w:rFonts w:ascii="맑은 고딕" w:hAnsi="맑은 고딕" w:eastAsia="맑은 고딕"/>
+          <w:b w:val="0"/>
+          <w:color w:val="6B7280"/>
+          <w:sz w:val="21"/>
+        </w:rPr>
+        <w:t xml:space="preserve">· </w:t>
+      </w:r>
+      <w:r>
+        <w:rPr w:rFonts="맑은 고딕">
+          <w:rFonts w:ascii="맑은 고딕" w:hAnsi="맑은 고딕" w:eastAsia="맑은 고딕"/>
+          <w:b/>
+          <w:color w:val="1F2937"/>
+          <w:sz w:val="21"/>
+        </w:rPr>
+        <w:t xml:space="preserve">아티스트 소개: </w:t>
+      </w:r>
+      <w:r>
+        <w:rPr w:rFonts="맑은 고딕">
+          <w:rFonts w:ascii="맑은 고딕" w:hAnsi="맑은 고딕" w:eastAsia="맑은 고딕"/>
+          <w:b w:val="0"/>
+          <w:sz w:val="21"/>
+        </w:rPr>
+        <w:t>'젠틀맨 짐(Gentleman Jim)'이라는 애칭으로 불린 짐 리브스는 1950~60년대 '내슈빌 사운드(Nashville Sound)'의 선구자로서, 부드러운 현악 오케스트레이션과 온화한 저음 보컬을 융합해 컨트리 음악을 전 세계적인 교양 팝의 반열로 격상시켰습니다. 절제된 감정과 마이크를 타고 흐르는 친밀한 속삭임은 팝과 클래식 애호가 모두를 매료시키며 20세기 보컬 예술의 독보적인 이정표로 남아 있습니다.</w:t>
+      </w:r>
+    </w:p>
+    <w:p>
+      <w:pPr>
+        <w:spacing w:line="324" w:lineRule="auto" w:before="200" w:after="80"/>
+      </w:pPr>
+      <w:r>
+        <w:rPr w:rFonts="맑은 고딕">
+          <w:rFonts w:ascii="맑은 고딕" w:hAnsi="맑은 고딕" w:eastAsia="맑은 고딕"/>
+          <w:b/>
+          <w:color w:val="1E3A8A"/>
+          <w:sz w:val="24"/>
+        </w:rPr>
+        <w:t>3. 음반 상세 분석</w:t>
+      </w:r>
+    </w:p>
+    <w:p>
+      <w:pPr>
+        <w:spacing w:line="324" w:lineRule="auto" w:after="80"/>
+      </w:pPr>
+      <w:r>
+        <w:rPr w:rFonts="맑은 고딕">
+          <w:rFonts w:ascii="맑은 고딕" w:hAnsi="맑은 고딕" w:eastAsia="맑은 고딕"/>
+          <w:b w:val="0"/>
+          <w:color w:val="6B7280"/>
+          <w:sz w:val="21"/>
+        </w:rPr>
+        <w:t xml:space="preserve">· </w:t>
+      </w:r>
+      <w:r>
+        <w:rPr w:rFonts="맑은 고딕">
+          <w:rFonts w:ascii="맑은 고딕" w:hAnsi="맑은 고딕" w:eastAsia="맑은 고딕"/>
+          <w:b/>
+          <w:color w:val="1F2937"/>
+          <w:sz w:val="21"/>
+        </w:rPr>
+        <w:t xml:space="preserve">역사적 위치: </w:t>
+      </w:r>
+      <w:r>
+        <w:rPr w:rFonts="맑은 고딕">
+          <w:rFonts w:ascii="맑은 고딕" w:hAnsi="맑은 고딕" w:eastAsia="맑은 고딕"/>
+          <w:b w:val="0"/>
+          <w:sz w:val="21"/>
+        </w:rPr>
+        <w:t>컨트리 음악이 거친 힐빌리 스타일을 벗어나 세련되고 보편적인 감성을 품은 어덜트 컨템포러리 팝으로 진화했음을 증명하는 음악사적 기념비입니다. 과장된 비브라토나 통속적인 감정 과잉을 철저히 배제하고, 물 흐르듯 유려한 현악 편곡과 마이크에 밀착된 따뜻한 보컬 톤으로 정립해 낸 사운드는 오늘날 보컬 레코딩 역사상 가장 모범적인 완성도를 보여줍니다.</w:t>
+      </w:r>
+    </w:p>
+    <w:p>
+      <w:pPr>
+        <w:spacing w:line="324" w:lineRule="auto" w:after="80"/>
+      </w:pPr>
+      <w:r>
+        <w:rPr w:rFonts="맑은 고딕">
+          <w:rFonts w:ascii="맑은 고딕" w:hAnsi="맑은 고딕" w:eastAsia="맑은 고딕"/>
+          <w:b w:val="0"/>
+          <w:color w:val="6B7280"/>
+          <w:sz w:val="21"/>
+        </w:rPr>
+        <w:t xml:space="preserve">· </w:t>
+      </w:r>
+      <w:r>
+        <w:rPr w:rFonts="맑은 고딕">
+          <w:rFonts w:ascii="맑은 고딕" w:hAnsi="맑은 고딕" w:eastAsia="맑은 고딕"/>
+          <w:b/>
+          <w:color w:val="1F2937"/>
+          <w:sz w:val="21"/>
+        </w:rPr>
+        <w:t xml:space="preserve">시대의 흔적(스토리텔링): </w:t>
+      </w:r>
+      <w:r>
+        <w:rPr w:rFonts="맑은 고딕">
+          <w:rFonts w:ascii="맑은 고딕" w:hAnsi="맑은 고딕" w:eastAsia="맑은 고딕"/>
+          <w:b w:val="0"/>
+          <w:sz w:val="21"/>
+        </w:rPr>
+        <w:t>1960년대 초중반, 격동과 변화가 교차하던 시대 속에서 짐 리브스의 목소리는 전 세계 가정의 라디오와 전축을 통해 울려 퍼지며 고단한 일상을 달래주는 평화의 안식처 역할을 했습니다. 턴테이블 바늘이 소리골을 짚을 때 피어오르던 그의 우아한 저음은 당시 청춘들에게는 서구적 낭만의 상징이었으며, 세파에 지친 이들에게는 고요한 사색과 향수를 일깨우던 시대의 정서적 공기였습니다.</w:t>
+      </w:r>
+    </w:p>
+    <w:p>
+      <w:pPr>
+        <w:spacing w:line="324" w:lineRule="auto" w:before="200" w:after="80"/>
+      </w:pPr>
+      <w:r>
+        <w:rPr w:rFonts="맑은 고딕">
+          <w:rFonts w:ascii="맑은 고딕" w:hAnsi="맑은 고딕" w:eastAsia="맑은 고딕"/>
+          <w:b/>
+          <w:color w:val="1E3A8A"/>
+          <w:sz w:val="24"/>
+        </w:rPr>
+        <w:t>4. 주요 수록곡 및 감상 제언</w:t>
+      </w:r>
+    </w:p>
+    <w:p>
+      <w:pPr>
+        <w:spacing w:line="324" w:lineRule="auto" w:after="80"/>
+      </w:pPr>
+      <w:r>
+        <w:rPr w:rFonts="맑은 고딕">
+          <w:rFonts w:ascii="맑은 고딕" w:hAnsi="맑은 고딕" w:eastAsia="맑은 고딕"/>
+          <w:b w:val="0"/>
+          <w:color w:val="6B7280"/>
+          <w:sz w:val="21"/>
+        </w:rPr>
+        <w:t xml:space="preserve">· </w:t>
+      </w:r>
+      <w:r>
+        <w:rPr w:rFonts="맑은 고딕">
+          <w:rFonts w:ascii="맑은 고딕" w:hAnsi="맑은 고딕" w:eastAsia="맑은 고딕"/>
+          <w:b/>
+          <w:color w:val="1F2937"/>
+          <w:sz w:val="21"/>
+        </w:rPr>
+        <w:t xml:space="preserve">주요 수록곡 특징: </w:t>
+      </w:r>
+      <w:r>
+        <w:rPr w:rFonts="맑은 고딕">
+          <w:rFonts w:ascii="맑은 고딕" w:hAnsi="맑은 고딕" w:eastAsia="맑은 고딕"/>
+          <w:b w:val="0"/>
+          <w:sz w:val="21"/>
+        </w:rPr>
+        <w:t>전화기 너머의 애절한 사랑을 담담하고도 깊은 울림으로 노래한 불후의 명곡 "He'll Have to Go", 닫힌 방 안의 고독과 그리움을 시적으로 승화시킨 "Four Walls", 그리고 지극히 순수하고 단정한 멜로디로 가슴을 적시는 "I Love You Because"와 "Welcome to My World" 등은 짐 리브스만이 빚어낼 수 있는 그윽한 바리톤과 수려한 멜로디의 진수를 선사합니다.</w:t>
+      </w:r>
+    </w:p>
+    <w:p>
+      <w:pPr>
+        <w:spacing w:line="324" w:lineRule="auto" w:after="80"/>
+      </w:pPr>
+      <w:r>
+        <w:rPr w:rFonts="맑은 고딕">
+          <w:rFonts w:ascii="맑은 고딕" w:hAnsi="맑은 고딕" w:eastAsia="맑은 고딕"/>
+          <w:b w:val="0"/>
+          <w:color w:val="6B7280"/>
+          <w:sz w:val="21"/>
+        </w:rPr>
+        <w:t xml:space="preserve">· </w:t>
+      </w:r>
+      <w:r>
+        <w:rPr w:rFonts="맑은 고딕">
+          <w:rFonts w:ascii="맑은 고딕" w:hAnsi="맑은 고딕" w:eastAsia="맑은 고딕"/>
+          <w:b/>
+          <w:color w:val="1F2937"/>
+          <w:sz w:val="21"/>
+        </w:rPr>
+        <w:t xml:space="preserve">빈티지 감상 제언: </w:t>
+      </w:r>
+      <w:r>
+        <w:rPr w:rFonts="맑은 고딕">
+          <w:rFonts w:ascii="맑은 고딕" w:hAnsi="맑은 고딕" w:eastAsia="맑은 고딕"/>
+          <w:b w:val="0"/>
+          <w:sz w:val="21"/>
+        </w:rPr>
+        <w:t>턴테이블 카트리지가 바이닐의 소리골을 지나며 빚어내는 아날로그 특유의 미세한 질감과 진공관 앰프의 풍성한 배음이 어우러질 때, 짐 리브스의 목소리는 마치 눈앞에서 육성으로 들려오는 듯한 경이로운 실재감을 선사합니다. 조명을 낮춘 늦은 밤, 중역대의 밀도감이 뛰어난 스피커 시스템을 통해 가수의 온기 어린 숨결과 오케스트라의 부드러운 잔향에 온전히 몰입해 보시길 권합니다.</w:t>
+      </w:r>
+    </w:p>
+    <w:p>
+      <w:pPr>
+        <w:spacing w:line="324" w:lineRule="auto" w:after="80"/>
+      </w:pPr>
+      <w:r>
+        <w:rPr w:rFonts="맑은 고딕">
+          <w:rFonts w:ascii="맑은 고딕" w:hAnsi="맑은 고딕" w:eastAsia="맑은 고딕"/>
+          <w:b w:val="0"/>
+          <w:color w:val="6B7280"/>
+          <w:sz w:val="21"/>
+        </w:rPr>
+        <w:t xml:space="preserve">· </w:t>
+      </w:r>
+      <w:r>
+        <w:rPr w:rFonts="맑은 고딕">
+          <w:rFonts w:ascii="맑은 고딕" w:hAnsi="맑은 고딕" w:eastAsia="맑은 고딕"/>
+          <w:b/>
+          <w:color w:val="1F2937"/>
+          <w:sz w:val="21"/>
+        </w:rPr>
+        <w:t xml:space="preserve">소장 가치: </w:t>
+      </w:r>
+      <w:r>
+        <w:rPr w:rFonts="맑은 고딕">
+          <w:rFonts w:ascii="맑은 고딕" w:hAnsi="맑은 고딕" w:eastAsia="맑은 고딕"/>
+          <w:b w:val="0"/>
+          <w:sz w:val="21"/>
+        </w:rPr>
+        <w:t>비운의 비행기 사고로 40세의 젊은 나이에 세상을 떠난 거장의 음악적 정수가 단 한 장의 바이닐에 온전히 보존되어 있다는 점만으로도 대체 불가능한 가치를 지닙니다. 황금기 RCA Victor의 뛰어난 레코딩 미학과 아날로그 원음이 주는 깊은 공간감을 직접 손으로 만지고 눈으로 확인하며 간직할 수 있는 LP 컬렉터의 필수 명반입니다.</w:t>
+      </w:r>
+    </w:p>
+    <w:p>
+      <w:pPr>
+        <w:spacing w:line="324" w:lineRule="auto" w:after="120" w:before="160"/>
+      </w:pPr>
+      <w:r>
+        <w:rPr w:rFonts="맑은 고딕">
+          <w:rFonts w:ascii="맑은 고딕" w:hAnsi="맑은 고딕" w:eastAsia="맑은 고딕"/>
+          <w:b/>
+          <w:color w:val="4338CA"/>
+          <w:sz w:val="21"/>
+        </w:rPr>
+        <w:t>이 음반을 통해 시대를 뛰어넘어 깊은 정적 속으로 스며드는 '신사의 목소리'가 전해주는 감동을 다시 한번 경험해 보시는 것은 어떨까요?</w:t>
       </w:r>
     </w:p>
     <w:sectPr>
       <w:pgSz w:w="12240" w:h="15840"/>
-      <w:pgMar w:top="1440" w:right="1440" w:bottom="1440" w:left="1440" w:header="720" w:footer="720" w:gutter="0"/>
+      <w:pgMar w:top="1152" w:right="1296" w:bottom="1152" w:left="1296" w:header="720" w:footer="720" w:gutter="0"/>
       <w:cols w:space="720"/>
       <w:docGrid w:linePitch="360"/>
     </w:sectPr>

--- a/word_reports/LP_0185_위치_287_Jim Reeves_The best of Ji.docx
+++ b/word_reports/LP_0185_위치_287_Jim Reeves_The best of Ji.docx
@@ -32,7 +32,7 @@
     </w:p>
     <w:p>
       <w:pPr>
-        <w:spacing w:line="324" w:lineRule="auto" w:before="80" w:after="160"/>
+        <w:spacing w:line="324" w:lineRule="auto" w:before="80" w:after="120"/>
       </w:pPr>
       <w:r>
         <w:rPr w:rFonts="맑은 고딕">
@@ -42,13 +42,6 @@
           <w:sz w:val="22"/>
         </w:rPr>
         <w:t xml:space="preserve">[음반 소개] </w:t>
-      </w:r>
-      <w:r>
-        <w:rPr w:rFonts="맑은 고딕">
-          <w:rFonts w:ascii="맑은 고딕" w:hAnsi="맑은 고딕" w:eastAsia="맑은 고딕"/>
-          <w:b w:val="0"/>
-          <w:sz w:val="21"/>
-        </w:rPr>
       </w:r>
     </w:p>
     <w:p>
@@ -61,7 +54,33 @@
           <w:b w:val="0"/>
           <w:sz w:val="21"/>
         </w:rPr>
-        <w:t>'신사의 목소리(Gentleman Jim)'라 칭송받던 짐 리브스의 깊고 감미로운 벨벳 바리톤은 20세기 중반 컨트리와 팝의 경계를 허물며 전 세계 음악 애호가들의 심금을 울렸습니다. 본 음반 《The best of Jim Reeves》는 비행기 사고로 안타깝게 영면한 그의 눈부신 전성기 음악 세계를 한 장의 바이닐에 오롯이 응축해 낸 불멸의 명반입니다. 화려한 기교 대신 가슴 밑바닥에서 피어오르는 정갈하고 따스한 온기는 반세기가 흐른 오늘날에도 변함없이 우리의 고단한 영혼을 포근히 감싸 안아줍니다. 시대를 초월한 낭만과 아날로그의 품격이 이 한 장의 레코드 위에 고요하고도 찬연하게 넘쳐흐릅니다.</w:t>
+        <w:t>20세기 대중음악사에서 ‘젠틀맨 짐(Gentleman Jim)’이라는 단 하나의 칭호로 기억되는 아티스트, 짐 리브스(Jim Reeves)의 정수를 응축한 [The Best of Jim Reeves]는 단순한 히트곡 모음집을 넘어 한 시대의 낭만과 온기를 고스란히 봉인해 둔 타임캡슐과도 같은 명반입니다. 거칠고 투박한 하이-론섬 사운드가 주류를 이루던 1950년대 미국 남부 컨트리 씬에 우아한 스트링 편곡과 세련된 팝 감수성을 덧입힌 ‘내슈빌 사운드(Nashville Sound)’의 태동 중심에는 언제나 그의 온유한 목소리가 자리하고 있었습니다. 본 음반은 그가 정상의 자리에서 구축해 낸 서정적 보컬 미학의 결정체이자, 컨트리와 스탠더드 팝의 경계를 허물며 전 세계 음악팬들의 심장을 적신 불멸의 기록입니다.</w:t>
+      </w:r>
+    </w:p>
+    <w:p>
+      <w:pPr>
+        <w:spacing w:line="324" w:lineRule="auto" w:after="120"/>
+      </w:pPr>
+      <w:r>
+        <w:rPr w:rFonts="맑은 고딕">
+          <w:rFonts w:ascii="맑은 고딕" w:hAnsi="맑은 고딕" w:eastAsia="맑은 고딕"/>
+          <w:b w:val="0"/>
+          <w:sz w:val="21"/>
+        </w:rPr>
+        <w:t>마이크에 바짝 다가앉아 영혼의 가장 깊은 곳을 울리는 나지막한 벨벳 바리톤으로 노래했던 짐 리브스의 예술혼은 ‘속삭임의 미학’이라 칭하기에 부족함이 없습니다. 그는 과장된 기교나 폭발적인 고음 대신, 절제된 감정선과 섬세한 프레이징을 통해 듣는 이로 하여금 마치 자신만을 위해 귓가에 읊조리는 듯한 완벽한 친밀감을 선사합니다. 1964년 예기치 못한 비행기 사고로 너무나 일찍 세상을 떠났기에, 이 음반에 수록된 트랙들은 그가 남긴 가장 찬란한 유산인 동시에 다시는 돌아올 수 없는 황금기를 향한 애잔한 송가(Elegia)로 다가옵니다.</w:t>
+      </w:r>
+    </w:p>
+    <w:p>
+      <w:pPr>
+        <w:spacing w:line="324" w:lineRule="auto" w:after="120"/>
+      </w:pPr>
+      <w:r>
+        <w:rPr w:rFonts="맑은 고딕">
+          <w:rFonts w:ascii="맑은 고딕" w:hAnsi="맑은 고딕" w:eastAsia="맑은 고딕"/>
+          <w:b w:val="0"/>
+          <w:sz w:val="21"/>
+        </w:rPr>
+        <w:t>수많은 세월이 흐르고 음악적 유행의 파도가 수없이 덧없이 지나간 오늘날에도, 턴테이블 위에서 회전하는 이 음반의 소릿골은 변함없이 클래시컬한 기품과 온화한 위로를 건넵니다. Chet Atkins의 정교한 프로듀싱과 Anita Kerr Singers의 천상과도 같은 백킹 보컬, 그리고 그 위를 미끄러지듯 유영하는 짐 리브스의 중후한 음색은 디지털 시대의 차가운 음향에 지친 현대인들에게 음악이 줄 수 있는 가장 순수하고 깊은 감정적 안식을 일깨워 줍니다.</w:t>
       </w:r>
     </w:p>
     <w:p>
@@ -168,7 +187,7 @@
           <w:b w:val="0"/>
           <w:sz w:val="21"/>
         </w:rPr>
-        <w:t>RCA Victor 레이블을 통해 1964년에 발매된 짐 리브스의 대표 베스트 앨범으로, 전통적 내슈빌 사운드를 현대적이고 우아한 팝 스탠더드로 승화시킨 그의 대표작들을 집대성하여 고전적인 기품을 완벽히 담아냈습니다.</w:t>
+        <w:t>1964년 미국의 유서 깊은 레이블 RCA Victor를 통해 발매된 앨범으로, 짐 리브스의 비극적인 서거 직후 그의 찬란했던 음악 여정을 기리고 집대성하기 위해 기획·발매된 역사적 컴필레이션 음반입니다.</w:t>
       </w:r>
     </w:p>
     <w:p>
@@ -199,7 +218,7 @@
           <w:b w:val="0"/>
           <w:sz w:val="21"/>
         </w:rPr>
-        <w:t>발매 직후 빌보드 톱 컨트리 앨범 차트 1위는 물론 빌보드 200 팝 앨범 차트 상위권에 장기간 머물렀으며, 미국음반산업협회(RIAA) 골드 및 플래티넘 인증을 획득하고 영국과 유럽, 아시아 등 전 세계적으로 수백만 장 이상의 경이로운 판매고를 올렸습니다.</w:t>
+        <w:t>발매 직후 빌보드 앨범 차트 최상위권 및 컨트리 앨범 차트 정상을 차지하였으며, 미국 음반산업협회(RIAA) 골드 디스크 인증을 넘어 전 세계적으로 수백만 장 이상의 경이적인 판매고를 올리며 글로벌 스테디셀러로 군림했습니다.</w:t>
       </w:r>
     </w:p>
     <w:p>
@@ -230,7 +249,7 @@
           <w:b w:val="0"/>
           <w:sz w:val="21"/>
         </w:rPr>
-        <w:t>수록 명곡 "He'll Have to Go"의 그래미 명예의 전당 헌액과 더불어, 짐 리브스의 사후 1967년 컨트리 음악 명예의 전당(Country Music Hall of Fame) 헌액 등 대중음악사에 불멸의 족적을 남긴 거장으로서의 권위를 확고히 인정받았습니다.</w:t>
+        <w:t>사후 1967년 컨트리 음악 명예의 전당(Country Music Hall of Fame) 헌액의 결정적 발판이 되었으며, 빌보드 및 그래미가 공인하는 20세기 가장 위대한 크로스오버 보컬 앨범 중 하나로 영구히 기록되어 있습니다.</w:t>
       </w:r>
     </w:p>
     <w:p>
@@ -275,7 +294,7 @@
           <w:b w:val="0"/>
           <w:sz w:val="21"/>
         </w:rPr>
-        <w:t>미국 (USA)</w:t>
+        <w:t>미국 (United States)</w:t>
       </w:r>
     </w:p>
     <w:p>
@@ -368,7 +387,7 @@
           <w:b w:val="0"/>
           <w:sz w:val="21"/>
         </w:rPr>
-        <w:t>'젠틀맨 짐(Gentleman Jim)'이라는 애칭으로 불린 짐 리브스는 1950~60년대 '내슈빌 사운드(Nashville Sound)'의 선구자로서, 부드러운 현악 오케스트레이션과 온화한 저음 보컬을 융합해 컨트리 음악을 전 세계적인 교양 팝의 반열로 격상시켰습니다. 절제된 감정과 마이크를 타고 흐르는 친밀한 속삭임은 팝과 클래식 애호가 모두를 매료시키며 20세기 보컬 예술의 독보적인 이정표로 남아 있습니다.</w:t>
+        <w:t>‘젠틀맨 짐’이라는 애칭에 걸맞은 단정하고 기품 있는 태도와 부드러운 중저음의 벨벳 보이스로 전 세계를 매료시킨 전설적인 보컬리스트입니다. 팝과 컨트리의 융합을 이끌며 ‘내슈빌 사운드’를 세계적인 음악 조류로 격상시킨 독보적인 거장입니다.</w:t>
       </w:r>
     </w:p>
     <w:p>
@@ -413,7 +432,7 @@
           <w:b w:val="0"/>
           <w:sz w:val="21"/>
         </w:rPr>
-        <w:t>컨트리 음악이 거친 힐빌리 스타일을 벗어나 세련되고 보편적인 감성을 품은 어덜트 컨템포러리 팝으로 진화했음을 증명하는 음악사적 기념비입니다. 과장된 비브라토나 통속적인 감정 과잉을 철저히 배제하고, 물 흐르듯 유려한 현악 편곡과 마이크에 밀착된 따뜻한 보컬 톤으로 정립해 낸 사운드는 오늘날 보컬 레코딩 역사상 가장 모범적인 완성도를 보여줍니다.</w:t>
+        <w:t>거친 혼키통크 스타일에서 벗어나 클래식 오케스트레이션과 세련된 코러스를 과감히 도입하여, 컨트리 음악을 전 세계 중산층의 거실과 주류 팝 시장으로 안착시킨 팝-컨트리 크로스오버의 교과서적인 완성도를 지닌 명반입니다.</w:t>
       </w:r>
     </w:p>
     <w:p>
@@ -444,7 +463,7 @@
           <w:b w:val="0"/>
           <w:sz w:val="21"/>
         </w:rPr>
-        <w:t>1960년대 초중반, 격동과 변화가 교차하던 시대 속에서 짐 리브스의 목소리는 전 세계 가정의 라디오와 전축을 통해 울려 퍼지며 고단한 일상을 달래주는 평화의 안식처 역할을 했습니다. 턴테이블 바늘이 소리골을 짚을 때 피어오르던 그의 우아한 저음은 당시 청춘들에게는 서구적 낭만의 상징이었으며, 세파에 지친 이들에게는 고요한 사색과 향수를 일깨우던 시대의 정서적 공기였습니다.</w:t>
+        <w:t>1960년대 초반, 전후의 상흔과 냉전의 불안 속에서 사랑과 평온을 갈구하던 대중들에게 더없는 정서적 은신처가 되어 주었던 낭만의 기록입니다. 라디오 전파를 타고 번져 나가던 그의 묵직한 음성은 고단한 하루를 마친 전 세계 청춘들의 마음을 보듬어 준 시대의 다정한 위로였습니다.</w:t>
       </w:r>
     </w:p>
     <w:p>
@@ -489,7 +508,7 @@
           <w:b w:val="0"/>
           <w:sz w:val="21"/>
         </w:rPr>
-        <w:t>전화기 너머의 애절한 사랑을 담담하고도 깊은 울림으로 노래한 불후의 명곡 "He'll Have to Go", 닫힌 방 안의 고독과 그리움을 시적으로 승화시킨 "Four Walls", 그리고 지극히 순수하고 단정한 멜로디로 가슴을 적시는 "I Love You Because"와 "Welcome to My World" 등은 짐 리브스만이 빚어낼 수 있는 그윽한 바리톤과 수려한 멜로디의 진수를 선사합니다.</w:t>
+        <w:t>공전의 히트를 기록하며 크루닝 보컬의 정점을 보여주는 "He'll Have to Go", 고독한 서정을 고혹적인 멜로디로 풀어낸 "Four Walls", 따스한 포용력이 돋보이는 "Welcome to My World" 등 수록곡 전반에 걸쳐 유려한 현악과 짐 리브스 특유의 짙은 음영이 완벽한 조화를 이룹니다.</w:t>
       </w:r>
     </w:p>
     <w:p>
@@ -520,7 +539,7 @@
           <w:b w:val="0"/>
           <w:sz w:val="21"/>
         </w:rPr>
-        <w:t>턴테이블 카트리지가 바이닐의 소리골을 지나며 빚어내는 아날로그 특유의 미세한 질감과 진공관 앰프의 풍성한 배음이 어우러질 때, 짐 리브스의 목소리는 마치 눈앞에서 육성으로 들려오는 듯한 경이로운 실재감을 선사합니다. 조명을 낮춘 늦은 밤, 중역대의 밀도감이 뛰어난 스피커 시스템을 통해 가수의 온기 어린 숨결과 오케스트라의 부드러운 잔향에 온전히 몰입해 보시길 권합니다.</w:t>
+        <w:t>RCA Victor 특유의 따뜻하고 밀도 높은 아날로그 사운드가 돋보이므로, 진공관 앰프의 온기 어린 배음과 부드러운 성향의 카트리지를 매칭할 때 짐 리브스 목소리의 흉성(Chest Voice) 질감이 마치 눈앞에서 육성으로 노래하듯 극대화되어 전해집니다.</w:t>
       </w:r>
     </w:p>
     <w:p>
@@ -551,7 +570,7 @@
           <w:b w:val="0"/>
           <w:sz w:val="21"/>
         </w:rPr>
-        <w:t>비운의 비행기 사고로 40세의 젊은 나이에 세상을 떠난 거장의 음악적 정수가 단 한 장의 바이닐에 온전히 보존되어 있다는 점만으로도 대체 불가능한 가치를 지닙니다. 황금기 RCA Victor의 뛰어난 레코딩 미학과 아날로그 원음이 주는 깊은 공간감을 직접 손으로 만지고 눈으로 확인하며 간직할 수 있는 LP 컬렉터의 필수 명반입니다.</w:t>
+        <w:t>아날로그 황금기 보컬 레코딩 기술의 정수가 담겨 있을 뿐 아니라, 짐 리브스라는 위대한 보컬리스트의 전성기 예술혼을 한 장의 바이닐로 온전히 소유할 수 있다는 점에서 클래식 및 팝 LP 컬렉터라면 필히 턴테이블 곁에 갖추어야 할 불멸의 소장반입니다.</w:t>
       </w:r>
     </w:p>
     <w:p>
@@ -565,7 +584,7 @@
           <w:color w:val="4338CA"/>
           <w:sz w:val="21"/>
         </w:rPr>
-        <w:t>이 음반을 통해 시대를 뛰어넘어 깊은 정적 속으로 스며드는 '신사의 목소리'가 전해주는 감동을 다시 한번 경험해 보시는 것은 어떨까요?</w:t>
+        <w:t>이 음반을 통해 아날로그의 따뜻한 소릿골 사이로 짐 리브스의 벨벳 바리톤이 전해주는 감동을 다시 한번 경험해 보시는 것은 어떨까요?</w:t>
       </w:r>
     </w:p>
     <w:sectPr>
